--- a/Brainstable.Applications/templates/0. Титул.docx
+++ b/Brainstable.Applications/templates/0. Титул.docx
@@ -286,58 +286,59 @@
         <w:ind w:left="0" w:right="-1"/>
       </w:pPr>
       <w:r>
-        <w:t>№ [</w:t>
-      </w:r>
-      <w:r>
-        <w:rPr>
-          <w:lang w:val="en-US"/>
-        </w:rPr>
-        <w:t>number</w:t>
-      </w:r>
-      <w:r>
-        <w:t>_</w:t>
-      </w:r>
-      <w:r>
-        <w:rPr>
-          <w:lang w:val="en-US"/>
-        </w:rPr>
-        <w:t>year</w:t>
-      </w:r>
-      <w:r>
-        <w:t xml:space="preserve">] </w:t>
+        <w:t xml:space="preserve">№ </w:t>
+      </w:r>
+      <w:r>
+        <w:t>[</w:t>
+      </w:r>
+      <w:proofErr w:type="spellStart"/>
+      <w:r>
+        <w:t>n_year</w:t>
+      </w:r>
+      <w:proofErr w:type="spellEnd"/>
+      <w:r>
+        <w:t>]</w:t>
+      </w:r>
+      <w:r>
+        <w:t xml:space="preserve"> </w:t>
       </w:r>
       <w:r>
         <w:rPr>
           <w:spacing w:val="-2"/>
         </w:rPr>
-        <w:t>([</w:t>
+        <w:t>(</w:t>
       </w:r>
       <w:r>
         <w:rPr>
           <w:spacing w:val="-2"/>
-          <w:lang w:val="en-US"/>
-        </w:rPr>
-        <w:t>number</w:t>
-      </w:r>
+        </w:rPr>
+        <w:t>[</w:t>
+      </w:r>
+      <w:proofErr w:type="spellStart"/>
       <w:r>
         <w:rPr>
           <w:spacing w:val="-2"/>
         </w:rPr>
-        <w:t>])</w:t>
+        <w:t>num</w:t>
+      </w:r>
+      <w:proofErr w:type="spellEnd"/>
+      <w:r>
+        <w:rPr>
+          <w:spacing w:val="-2"/>
+        </w:rPr>
+        <w:t>]</w:t>
+      </w:r>
+      <w:r>
+        <w:rPr>
+          <w:spacing w:val="-2"/>
+        </w:rPr>
+        <w:t>)</w:t>
       </w:r>
     </w:p>
     <w:p>
       <w:pPr>
         <w:pStyle w:val="a3"/>
         <w:ind w:right="-1"/>
-        <w:rPr>
-          <w:b/>
-        </w:rPr>
-      </w:pPr>
-    </w:p>
-    <w:p>
-      <w:pPr>
-        <w:pStyle w:val="a3"/>
         <w:rPr>
           <w:b/>
         </w:rPr>
@@ -451,6 +452,83 @@
         <w:rPr>
           <w:b/>
         </w:rPr>
+      </w:pPr>
+    </w:p>
+    <w:tbl>
+      <w:tblPr>
+        <w:tblStyle w:val="a7"/>
+        <w:tblW w:w="0" w:type="auto"/>
+        <w:tblBorders>
+          <w:top w:val="none" w:sz="0" w:space="0" w:color="auto"/>
+          <w:left w:val="none" w:sz="0" w:space="0" w:color="auto"/>
+          <w:bottom w:val="none" w:sz="0" w:space="0" w:color="auto"/>
+          <w:right w:val="none" w:sz="0" w:space="0" w:color="auto"/>
+          <w:insideH w:val="none" w:sz="0" w:space="0" w:color="auto"/>
+          <w:insideV w:val="none" w:sz="0" w:space="0" w:color="auto"/>
+        </w:tblBorders>
+        <w:tblLook w:val="04A0" w:firstRow="1" w:lastRow="0" w:firstColumn="1" w:lastColumn="0" w:noHBand="0" w:noVBand="1"/>
+      </w:tblPr>
+      <w:tblGrid>
+        <w:gridCol w:w="9345"/>
+      </w:tblGrid>
+      <w:tr>
+        <w:tc>
+          <w:tcPr>
+            <w:tcW w:w="9345" w:type="dxa"/>
+          </w:tcPr>
+          <w:p>
+            <w:pPr>
+              <w:spacing w:before="1"/>
+              <w:ind w:right="-1"/>
+              <w:jc w:val="center"/>
+              <w:rPr>
+                <w:b/>
+                <w:spacing w:val="-4"/>
+                <w:sz w:val="28"/>
+              </w:rPr>
+            </w:pPr>
+            <w:r>
+              <w:rPr>
+                <w:b/>
+                <w:sz w:val="28"/>
+              </w:rPr>
+              <w:t>Москва</w:t>
+            </w:r>
+            <w:r>
+              <w:rPr>
+                <w:b/>
+                <w:spacing w:val="-4"/>
+                <w:sz w:val="28"/>
+              </w:rPr>
+              <w:t xml:space="preserve"> [</w:t>
+            </w:r>
+            <w:proofErr w:type="spellStart"/>
+            <w:r>
+              <w:rPr>
+                <w:b/>
+                <w:spacing w:val="-4"/>
+                <w:sz w:val="28"/>
+              </w:rPr>
+              <w:t>year</w:t>
+            </w:r>
+            <w:proofErr w:type="spellEnd"/>
+            <w:r>
+              <w:rPr>
+                <w:b/>
+                <w:spacing w:val="-4"/>
+                <w:sz w:val="28"/>
+              </w:rPr>
+              <w:t>]</w:t>
+            </w:r>
+          </w:p>
+        </w:tc>
+      </w:tr>
+    </w:tbl>
+    <w:p>
+      <w:pPr>
+        <w:spacing w:before="1"/>
+        <w:ind w:right="-1"/>
+        <w:jc w:val="center"/>
       </w:pPr>
     </w:p>
     <w:p>
@@ -464,62 +542,6 @@
           <w:sz w:val="28"/>
         </w:rPr>
       </w:pPr>
-      <w:r>
-        <w:rPr>
-          <w:b/>
-          <w:sz w:val="28"/>
-        </w:rPr>
-        <w:t>Москва</w:t>
-      </w:r>
-      <w:r>
-        <w:rPr>
-          <w:b/>
-          <w:spacing w:val="-11"/>
-          <w:sz w:val="28"/>
-        </w:rPr>
-        <w:t xml:space="preserve"> </w:t>
-      </w:r>
-      <w:r>
-        <w:rPr>
-          <w:b/>
-          <w:spacing w:val="-4"/>
-          <w:sz w:val="28"/>
-        </w:rPr>
-        <w:t>[</w:t>
-      </w:r>
-      <w:r>
-        <w:rPr>
-          <w:b/>
-          <w:spacing w:val="-4"/>
-          <w:sz w:val="28"/>
-          <w:lang w:val="en-US"/>
-        </w:rPr>
-        <w:t>Year</w:t>
-      </w:r>
-      <w:r>
-        <w:rPr>
-          <w:b/>
-          <w:spacing w:val="-4"/>
-          <w:sz w:val="28"/>
-        </w:rPr>
-        <w:t>]</w:t>
-      </w:r>
-    </w:p>
-    <w:p>
-      <w:pPr>
-        <w:widowControl/>
-        <w:autoSpaceDE/>
-        <w:autoSpaceDN/>
-        <w:spacing w:after="160" w:line="259" w:lineRule="auto"/>
-      </w:pPr>
-      <w:r>
-        <w:rPr>
-          <w:b/>
-          <w:spacing w:val="-4"/>
-          <w:sz w:val="28"/>
-        </w:rPr>
-        <w:br w:type="page"/>
-      </w:r>
       <w:r>
         <w:lastRenderedPageBreak/>
         <w:t>МИНИСТЕРСТВО СЕЛЬСКОГО</w:t>
@@ -853,6 +875,7 @@
         </w:rPr>
         <w:t xml:space="preserve"> </w:t>
       </w:r>
+      <w:proofErr w:type="spellStart"/>
       <w:r>
         <w:rPr>
           <w:b/>
@@ -860,6 +883,7 @@
         </w:rPr>
         <w:t>Л</w:t>
       </w:r>
+      <w:proofErr w:type="spellEnd"/>
       <w:r>
         <w:rPr>
           <w:b/>
@@ -983,7 +1007,7 @@
                 <w:bCs/>
                 <w:sz w:val="20"/>
               </w:rPr>
-              <w:t>Выпуск №[</w:t>
+              <w:t>Выпуск</w:t>
             </w:r>
             <w:r>
               <w:rPr>
@@ -991,36 +1015,51 @@
                 <w:sz w:val="20"/>
                 <w:lang w:val="en-US"/>
               </w:rPr>
-              <w:t>number_year</w:t>
-            </w:r>
+              <w:t xml:space="preserve"> №[</w:t>
+            </w:r>
+            <w:proofErr w:type="spellStart"/>
             <w:r>
               <w:rPr>
                 <w:bCs/>
                 <w:sz w:val="20"/>
-              </w:rPr>
-              <w:t>]</w:t>
-            </w:r>
+                <w:lang w:val="en-US"/>
+              </w:rPr>
+              <w:t>n_</w:t>
+            </w:r>
+            <w:proofErr w:type="gramStart"/>
             <w:r>
               <w:rPr>
                 <w:bCs/>
                 <w:sz w:val="20"/>
-              </w:rPr>
-              <w:t>, [</w:t>
-            </w:r>
+                <w:lang w:val="en-US"/>
+              </w:rPr>
+              <w:t>year</w:t>
+            </w:r>
+            <w:proofErr w:type="spellEnd"/>
             <w:r>
               <w:rPr>
                 <w:bCs/>
                 <w:sz w:val="20"/>
                 <w:lang w:val="en-US"/>
               </w:rPr>
-              <w:t>year</w:t>
-            </w:r>
+              <w:t>](</w:t>
+            </w:r>
+            <w:proofErr w:type="gramEnd"/>
             <w:r>
               <w:rPr>
                 <w:bCs/>
                 <w:sz w:val="20"/>
-              </w:rPr>
-              <w:t>]</w:t>
+                <w:lang w:val="en-US"/>
+              </w:rPr>
+              <w:t>[num]</w:t>
+            </w:r>
+            <w:r>
+              <w:rPr>
+                <w:bCs/>
+                <w:sz w:val="20"/>
+                <w:lang w:val="en-US"/>
+              </w:rPr>
+              <w:t>), [year]</w:t>
             </w:r>
           </w:p>
         </w:tc>
@@ -1189,6 +1228,7 @@
             <w:pPr>
               <w:pStyle w:val="a3"/>
               <w:spacing w:before="120" w:after="120"/>
+              <w:jc w:val="both"/>
               <w:rPr>
                 <w:b/>
                 <w:szCs w:val="32"/>
@@ -1260,6 +1300,7 @@
           <w:p>
             <w:pPr>
               <w:pStyle w:val="a3"/>
+              <w:jc w:val="both"/>
               <w:rPr>
                 <w:bCs/>
                 <w:sz w:val="22"/>
@@ -1325,6 +1366,7 @@
             <w:pPr>
               <w:pStyle w:val="a3"/>
               <w:spacing w:before="120" w:after="120"/>
+              <w:jc w:val="both"/>
               <w:rPr>
                 <w:b/>
                 <w:szCs w:val="32"/>
@@ -1387,6 +1429,7 @@
           <w:p>
             <w:pPr>
               <w:pStyle w:val="a3"/>
+              <w:jc w:val="both"/>
               <w:rPr>
                 <w:bCs/>
                 <w:sz w:val="22"/>
@@ -1452,6 +1495,7 @@
           <w:p>
             <w:pPr>
               <w:pStyle w:val="a3"/>
+              <w:jc w:val="both"/>
               <w:rPr>
                 <w:bCs/>
                 <w:sz w:val="22"/>
@@ -1517,6 +1561,7 @@
           <w:p>
             <w:pPr>
               <w:pStyle w:val="a3"/>
+              <w:jc w:val="both"/>
               <w:rPr>
                 <w:bCs/>
                 <w:sz w:val="22"/>
@@ -1582,6 +1627,7 @@
           <w:p>
             <w:pPr>
               <w:pStyle w:val="a3"/>
+              <w:jc w:val="both"/>
               <w:rPr>
                 <w:bCs/>
                 <w:sz w:val="22"/>
@@ -1647,6 +1693,7 @@
           <w:p>
             <w:pPr>
               <w:pStyle w:val="a3"/>
+              <w:jc w:val="both"/>
               <w:rPr>
                 <w:bCs/>
                 <w:sz w:val="22"/>
@@ -1711,6 +1758,7 @@
             <w:pPr>
               <w:pStyle w:val="a3"/>
               <w:spacing w:before="120" w:after="120"/>
+              <w:jc w:val="both"/>
               <w:rPr>
                 <w:b/>
                 <w:szCs w:val="32"/>
@@ -1782,6 +1830,7 @@
           <w:p>
             <w:pPr>
               <w:pStyle w:val="a3"/>
+              <w:jc w:val="both"/>
               <w:rPr>
                 <w:bCs/>
                 <w:sz w:val="22"/>
@@ -1846,6 +1895,7 @@
             <w:pPr>
               <w:pStyle w:val="a3"/>
               <w:spacing w:before="120" w:after="120"/>
+              <w:jc w:val="both"/>
               <w:rPr>
                 <w:b/>
                 <w:szCs w:val="32"/>
@@ -1917,6 +1967,7 @@
           <w:p>
             <w:pPr>
               <w:pStyle w:val="a3"/>
+              <w:jc w:val="both"/>
               <w:rPr>
                 <w:bCs/>
                 <w:sz w:val="22"/>
@@ -2008,6 +2059,7 @@
           <w:p>
             <w:pPr>
               <w:pStyle w:val="a3"/>
+              <w:jc w:val="both"/>
               <w:rPr>
                 <w:bCs/>
                 <w:sz w:val="22"/>
@@ -2072,6 +2124,7 @@
             <w:pPr>
               <w:pStyle w:val="a3"/>
               <w:spacing w:before="120" w:after="120"/>
+              <w:jc w:val="both"/>
               <w:rPr>
                 <w:b/>
                 <w:szCs w:val="32"/>
@@ -2134,6 +2187,7 @@
           <w:p>
             <w:pPr>
               <w:pStyle w:val="a3"/>
+              <w:jc w:val="both"/>
               <w:rPr>
                 <w:bCs/>
                 <w:sz w:val="22"/>
@@ -2198,6 +2252,7 @@
             <w:pPr>
               <w:pStyle w:val="a3"/>
               <w:spacing w:before="120" w:after="120"/>
+              <w:jc w:val="both"/>
               <w:rPr>
                 <w:b/>
                 <w:szCs w:val="32"/>
@@ -2260,6 +2315,7 @@
           <w:p>
             <w:pPr>
               <w:pStyle w:val="a3"/>
+              <w:jc w:val="both"/>
               <w:rPr>
                 <w:bCs/>
                 <w:sz w:val="22"/>
@@ -2324,6 +2380,7 @@
             <w:pPr>
               <w:pStyle w:val="a3"/>
               <w:spacing w:before="120" w:after="120"/>
+              <w:jc w:val="both"/>
               <w:rPr>
                 <w:b/>
                 <w:szCs w:val="32"/>
@@ -2386,6 +2443,7 @@
           <w:p>
             <w:pPr>
               <w:pStyle w:val="a3"/>
+              <w:jc w:val="both"/>
               <w:rPr>
                 <w:bCs/>
                 <w:sz w:val="22"/>
@@ -2473,6 +2531,7 @@
           <w:p>
             <w:pPr>
               <w:pStyle w:val="a3"/>
+              <w:jc w:val="both"/>
               <w:rPr>
                 <w:bCs/>
                 <w:sz w:val="22"/>
@@ -2559,6 +2618,7 @@
           <w:p>
             <w:pPr>
               <w:pStyle w:val="a3"/>
+              <w:jc w:val="both"/>
               <w:rPr>
                 <w:bCs/>
                 <w:sz w:val="22"/>
@@ -2631,6 +2691,7 @@
             <w:pPr>
               <w:pStyle w:val="a3"/>
               <w:spacing w:before="120" w:after="120"/>
+              <w:jc w:val="both"/>
               <w:rPr>
                 <w:bCs/>
                 <w:szCs w:val="32"/>
@@ -2692,16 +2753,7 @@
                 <w:szCs w:val="20"/>
                 <w:lang w:val="en-US"/>
               </w:rPr>
-              <w:t>VIII</w:t>
-            </w:r>
-            <w:r>
-              <w:rPr>
-                <w:bCs/>
-                <w:sz w:val="20"/>
-                <w:szCs w:val="20"/>
-                <w:lang w:val="en-US"/>
-              </w:rPr>
-              <w:t>.1</w:t>
+              <w:t>VIII.1</w:t>
             </w:r>
           </w:p>
         </w:tc>
@@ -2712,6 +2764,7 @@
           <w:p>
             <w:pPr>
               <w:pStyle w:val="a3"/>
+              <w:jc w:val="both"/>
               <w:rPr>
                 <w:bCs/>
                 <w:sz w:val="22"/>
@@ -2798,14 +2851,6 @@
           <w:szCs w:val="24"/>
         </w:rPr>
       </w:pPr>
-      <w:r>
-        <w:rPr>
-          <w:b/>
-          <w:sz w:val="20"/>
-          <w:szCs w:val="24"/>
-        </w:rPr>
-        <w:br w:type="page"/>
-      </w:r>
     </w:p>
     <w:p>
       <w:pPr>
@@ -2822,6 +2867,45 @@
     </w:p>
     <w:p>
       <w:pPr>
+        <w:widowControl/>
+        <w:autoSpaceDE/>
+        <w:autoSpaceDN/>
+        <w:spacing w:after="160" w:line="259" w:lineRule="auto"/>
+        <w:rPr>
+          <w:b/>
+          <w:sz w:val="20"/>
+          <w:szCs w:val="24"/>
+        </w:rPr>
+      </w:pPr>
+    </w:p>
+    <w:p>
+      <w:pPr>
+        <w:widowControl/>
+        <w:autoSpaceDE/>
+        <w:autoSpaceDN/>
+        <w:spacing w:after="160" w:line="259" w:lineRule="auto"/>
+        <w:rPr>
+          <w:b/>
+          <w:sz w:val="20"/>
+          <w:szCs w:val="24"/>
+        </w:rPr>
+      </w:pPr>
+    </w:p>
+    <w:p>
+      <w:pPr>
+        <w:widowControl/>
+        <w:autoSpaceDE/>
+        <w:autoSpaceDN/>
+        <w:spacing w:after="160" w:line="259" w:lineRule="auto"/>
+        <w:rPr>
+          <w:b/>
+          <w:sz w:val="20"/>
+          <w:szCs w:val="24"/>
+        </w:rPr>
+      </w:pPr>
+    </w:p>
+    <w:p>
+      <w:pPr>
         <w:spacing w:after="120"/>
         <w:jc w:val="center"/>
         <w:rPr>
@@ -2838,6 +2922,7 @@
           <w:szCs w:val="24"/>
           <w:lang w:val="en-US"/>
         </w:rPr>
+        <w:lastRenderedPageBreak/>
         <w:t>TABLE OF CONTENTS</w:t>
       </w:r>
     </w:p>
@@ -2912,6 +2997,7 @@
             <w:pPr>
               <w:pStyle w:val="a3"/>
               <w:spacing w:before="120" w:after="120"/>
+              <w:jc w:val="both"/>
               <w:rPr>
                 <w:b/>
                 <w:szCs w:val="32"/>
@@ -2993,6 +3079,7 @@
           <w:p>
             <w:pPr>
               <w:pStyle w:val="a3"/>
+              <w:jc w:val="both"/>
               <w:rPr>
                 <w:bCs/>
                 <w:sz w:val="22"/>
@@ -3066,6 +3153,7 @@
             <w:pPr>
               <w:pStyle w:val="a3"/>
               <w:spacing w:before="120" w:after="120"/>
+              <w:jc w:val="both"/>
               <w:rPr>
                 <w:b/>
                 <w:szCs w:val="32"/>
@@ -3137,19 +3225,30 @@
           <w:p>
             <w:pPr>
               <w:pStyle w:val="a3"/>
-              <w:rPr>
-                <w:bCs/>
-                <w:sz w:val="22"/>
-                <w:szCs w:val="28"/>
-              </w:rPr>
-            </w:pPr>
-            <w:r>
-              <w:rPr>
-                <w:bCs/>
-                <w:sz w:val="22"/>
-                <w:szCs w:val="28"/>
-              </w:rPr>
-              <w:t>Proposed Denominations</w:t>
+              <w:jc w:val="both"/>
+              <w:rPr>
+                <w:bCs/>
+                <w:sz w:val="22"/>
+                <w:szCs w:val="28"/>
+              </w:rPr>
+            </w:pPr>
+            <w:proofErr w:type="spellStart"/>
+            <w:r>
+              <w:rPr>
+                <w:bCs/>
+                <w:sz w:val="22"/>
+                <w:szCs w:val="28"/>
+              </w:rPr>
+              <w:t>Proposed</w:t>
+            </w:r>
+            <w:proofErr w:type="spellEnd"/>
+            <w:r>
+              <w:rPr>
+                <w:bCs/>
+                <w:sz w:val="22"/>
+                <w:szCs w:val="28"/>
+              </w:rPr>
+              <w:t xml:space="preserve"> Denominations</w:t>
             </w:r>
           </w:p>
         </w:tc>
@@ -3211,6 +3310,7 @@
           <w:p>
             <w:pPr>
               <w:pStyle w:val="a3"/>
+              <w:jc w:val="both"/>
               <w:rPr>
                 <w:bCs/>
                 <w:sz w:val="22"/>
@@ -3285,6 +3385,7 @@
           <w:p>
             <w:pPr>
               <w:pStyle w:val="a3"/>
+              <w:jc w:val="both"/>
               <w:rPr>
                 <w:bCs/>
                 <w:sz w:val="22"/>
@@ -3362,6 +3463,7 @@
           <w:p>
             <w:pPr>
               <w:pStyle w:val="a3"/>
+              <w:jc w:val="both"/>
               <w:rPr>
                 <w:bCs/>
                 <w:sz w:val="22"/>
@@ -3436,6 +3538,7 @@
           <w:p>
             <w:pPr>
               <w:pStyle w:val="a3"/>
+              <w:jc w:val="both"/>
               <w:rPr>
                 <w:bCs/>
                 <w:sz w:val="22"/>
@@ -3511,6 +3614,7 @@
             <w:pPr>
               <w:pStyle w:val="a3"/>
               <w:spacing w:before="120" w:after="120"/>
+              <w:jc w:val="both"/>
               <w:rPr>
                 <w:b/>
                 <w:szCs w:val="32"/>
@@ -3592,6 +3696,7 @@
           <w:p>
             <w:pPr>
               <w:pStyle w:val="a3"/>
+              <w:jc w:val="both"/>
               <w:rPr>
                 <w:bCs/>
                 <w:sz w:val="22"/>
@@ -3664,6 +3769,7 @@
             <w:pPr>
               <w:pStyle w:val="a3"/>
               <w:spacing w:before="120" w:after="120"/>
+              <w:jc w:val="both"/>
               <w:rPr>
                 <w:b/>
                 <w:szCs w:val="32"/>
@@ -3745,30 +3851,22 @@
           <w:p>
             <w:pPr>
               <w:pStyle w:val="a3"/>
-              <w:rPr>
-                <w:bCs/>
-                <w:sz w:val="22"/>
-                <w:szCs w:val="28"/>
-                <w:lang w:val="en-US"/>
-              </w:rPr>
-            </w:pPr>
-            <w:r>
-              <w:rPr>
-                <w:bCs/>
-                <w:sz w:val="22"/>
-                <w:szCs w:val="28"/>
-                <w:lang w:val="en-US"/>
-              </w:rPr>
-              <w:t>Plant Varieties and Animal Breeds</w:t>
-            </w:r>
-            <w:r>
-              <w:rPr>
-                <w:bCs/>
-                <w:sz w:val="22"/>
-                <w:szCs w:val="28"/>
-                <w:lang w:val="en-US"/>
-              </w:rPr>
-              <w:t xml:space="preserve"> </w:t>
+              <w:jc w:val="both"/>
+              <w:rPr>
+                <w:bCs/>
+                <w:sz w:val="22"/>
+                <w:szCs w:val="28"/>
+                <w:lang w:val="en-US"/>
+              </w:rPr>
+            </w:pPr>
+            <w:r>
+              <w:rPr>
+                <w:bCs/>
+                <w:sz w:val="22"/>
+                <w:szCs w:val="28"/>
+                <w:lang w:val="en-US"/>
+              </w:rPr>
+              <w:t xml:space="preserve">Plant Varieties and Animal Breeds </w:t>
             </w:r>
             <w:r>
               <w:rPr>
@@ -3850,6 +3948,7 @@
           <w:p>
             <w:pPr>
               <w:pStyle w:val="a3"/>
+              <w:jc w:val="both"/>
               <w:rPr>
                 <w:bCs/>
                 <w:sz w:val="22"/>
@@ -3925,6 +4024,7 @@
             <w:pPr>
               <w:pStyle w:val="a3"/>
               <w:spacing w:before="120" w:after="120"/>
+              <w:jc w:val="both"/>
               <w:rPr>
                 <w:b/>
                 <w:szCs w:val="32"/>
@@ -3999,6 +4099,7 @@
           <w:p>
             <w:pPr>
               <w:pStyle w:val="a3"/>
+              <w:jc w:val="both"/>
               <w:rPr>
                 <w:bCs/>
                 <w:sz w:val="22"/>
@@ -4074,6 +4175,7 @@
             <w:pPr>
               <w:pStyle w:val="a3"/>
               <w:spacing w:before="120" w:after="120"/>
+              <w:jc w:val="both"/>
               <w:rPr>
                 <w:b/>
                 <w:szCs w:val="32"/>
@@ -4145,6 +4247,7 @@
           <w:p>
             <w:pPr>
               <w:pStyle w:val="a3"/>
+              <w:jc w:val="both"/>
               <w:rPr>
                 <w:bCs/>
                 <w:sz w:val="22"/>
@@ -4217,6 +4320,7 @@
             <w:pPr>
               <w:pStyle w:val="a3"/>
               <w:spacing w:before="120" w:after="120"/>
+              <w:jc w:val="both"/>
               <w:rPr>
                 <w:b/>
                 <w:szCs w:val="32"/>
@@ -4288,6 +4392,7 @@
           <w:p>
             <w:pPr>
               <w:pStyle w:val="a3"/>
+              <w:jc w:val="both"/>
               <w:rPr>
                 <w:bCs/>
                 <w:sz w:val="22"/>
@@ -4369,6 +4474,7 @@
           <w:p>
             <w:pPr>
               <w:pStyle w:val="a3"/>
+              <w:jc w:val="both"/>
               <w:rPr>
                 <w:bCs/>
                 <w:sz w:val="22"/>
@@ -4467,6 +4573,7 @@
           <w:p>
             <w:pPr>
               <w:pStyle w:val="a3"/>
+              <w:jc w:val="both"/>
               <w:rPr>
                 <w:bCs/>
                 <w:sz w:val="22"/>
@@ -4550,6 +4657,7 @@
             <w:pPr>
               <w:pStyle w:val="a3"/>
               <w:spacing w:before="120" w:after="120"/>
+              <w:jc w:val="both"/>
               <w:rPr>
                 <w:bCs/>
                 <w:szCs w:val="32"/>
@@ -4640,6 +4748,7 @@
           <w:p>
             <w:pPr>
               <w:pStyle w:val="a3"/>
+              <w:jc w:val="both"/>
               <w:rPr>
                 <w:bCs/>
                 <w:sz w:val="22"/>
@@ -4706,32 +4815,10 @@
     </w:p>
     <w:p>
       <w:pPr>
-        <w:spacing w:after="120"/>
-        <w:jc w:val="center"/>
-        <w:rPr>
-          <w:b/>
-          <w:sz w:val="20"/>
-          <w:szCs w:val="24"/>
-          <w:lang w:val="en-US"/>
-        </w:rPr>
-      </w:pPr>
-    </w:p>
-    <w:p>
-      <w:pPr>
-        <w:spacing w:after="120"/>
-        <w:jc w:val="center"/>
-        <w:rPr>
-          <w:b/>
-          <w:sz w:val="20"/>
-          <w:szCs w:val="24"/>
-          <w:lang w:val="en-US"/>
-        </w:rPr>
-      </w:pPr>
-    </w:p>
-    <w:p>
-      <w:pPr>
-        <w:spacing w:after="120"/>
-        <w:jc w:val="center"/>
+        <w:widowControl/>
+        <w:autoSpaceDE/>
+        <w:autoSpaceDN/>
+        <w:spacing w:after="160" w:line="259" w:lineRule="auto"/>
         <w:rPr>
           <w:b/>
           <w:sz w:val="20"/>
@@ -4751,8 +4838,10 @@
       <w:headerReference w:type="even" r:id="rId6"/>
       <w:headerReference w:type="default" r:id="rId7"/>
       <w:pgSz w:w="11906" w:h="16838"/>
-      <w:pgMar w:top="1134" w:right="850" w:bottom="1134" w:left="1701" w:header="708" w:footer="708" w:gutter="0"/>
+      <w:pgMar w:top="1134" w:right="850" w:bottom="1134" w:left="1701" w:header="397" w:footer="397" w:gutter="0"/>
+      <w:pgNumType w:fmt="numberInDash" w:start="1"/>
       <w:cols w:space="708"/>
+      <w:titlePg/>
       <w:docGrid w:linePitch="360"/>
     </w:sectPr>
   </w:body>
@@ -4815,7 +4904,7 @@
       <mc:AlternateContent>
         <mc:Choice Requires="wps">
           <w:drawing>
-            <wp:anchor distT="0" distB="0" distL="0" distR="0" simplePos="0" relativeHeight="251660288" behindDoc="1" locked="0" layoutInCell="1" allowOverlap="1" wp14:anchorId="3F59AA3E" wp14:editId="6DE4DAF9">
+            <wp:anchor distT="0" distB="0" distL="0" distR="0" simplePos="0" relativeHeight="251659264" behindDoc="1" locked="0" layoutInCell="1" allowOverlap="1" wp14:anchorId="4EC1E44B" wp14:editId="7F5FE8AF">
               <wp:simplePos x="0" y="0"/>
               <wp:positionH relativeFrom="page">
                 <wp:posOffset>3547364</wp:posOffset>
@@ -4891,11 +4980,11 @@
         </mc:Choice>
         <mc:Fallback>
           <w:pict>
-            <v:shapetype w14:anchorId="3F59AA3E" id="_x0000_t202" coordsize="21600,21600" o:spt="202" path="m,l,21600r21600,l21600,xe">
+            <v:shapetype w14:anchorId="4EC1E44B" id="_x0000_t202" coordsize="21600,21600" o:spt="202" path="m,l,21600r21600,l21600,xe">
               <v:stroke joinstyle="miter"/>
               <v:path gradientshapeok="t" o:connecttype="rect"/>
             </v:shapetype>
-            <v:shape id="Textbox 6" o:spid="_x0000_s1026" type="#_x0000_t202" style="position:absolute;margin-left:279.3pt;margin-top:42.15pt;width:34.05pt;height:15.35pt;z-index:-251656192;visibility:visible;mso-wrap-style:square;mso-wrap-distance-left:0;mso-wrap-distance-top:0;mso-wrap-distance-right:0;mso-wrap-distance-bottom:0;mso-position-horizontal:absolute;mso-position-horizontal-relative:page;mso-position-vertical:absolute;mso-position-vertical-relative:page;v-text-anchor:top" o:gfxdata="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" filled="f" stroked="f">
+            <v:shape id="Textbox 6" o:spid="_x0000_s1026" type="#_x0000_t202" style="position:absolute;margin-left:279.3pt;margin-top:42.15pt;width:34.05pt;height:15.35pt;z-index:-251657216;visibility:visible;mso-wrap-style:square;mso-wrap-distance-left:0;mso-wrap-distance-top:0;mso-wrap-distance-right:0;mso-wrap-distance-bottom:0;mso-position-horizontal:absolute;mso-position-horizontal-relative:page;mso-position-vertical:absolute;mso-position-vertical-relative:page;v-text-anchor:top" o:gfxdata="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" filled="f" stroked="f">
               <v:textbox inset="0,0,0,0">
                 <w:txbxContent>
                   <w:p>
@@ -4943,6 +5032,38 @@
 
 <file path=word/header2.xml><?xml version="1.0" encoding="utf-8"?>
 <w:hdr xmlns:wpc="http://schemas.microsoft.com/office/word/2010/wordprocessingCanvas" xmlns:cx="http://schemas.microsoft.com/office/drawing/2014/chartex" xmlns:cx1="http://schemas.microsoft.com/office/drawing/2015/9/8/chartex" xmlns:cx2="http://schemas.microsoft.com/office/drawing/2015/10/21/chartex" xmlns:cx3="http://schemas.microsoft.com/office/drawing/2016/5/9/chartex" xmlns:cx4="http://schemas.microsoft.com/office/drawing/2016/5/10/chartex" xmlns:cx5="http://schemas.microsoft.com/office/drawing/2016/5/11/chartex" xmlns:cx6="http://schemas.microsoft.com/office/drawing/2016/5/12/chartex" xmlns:cx7="http://schemas.microsoft.com/office/drawing/2016/5/13/chartex" xmlns:cx8="http://schemas.microsoft.com/office/drawing/2016/5/14/chartex" xmlns:mc="http://schemas.openxmlformats.org/markup-compatibility/2006" xmlns:aink="http://schemas.microsoft.com/office/drawing/2016/ink" xmlns:am3d="http://schemas.microsoft.com/office/drawing/2017/model3d" xmlns:o="urn:schemas-microsoft-com:office:office" xmlns:r="http://schemas.openxmlformats.org/officeDocument/2006/relationships" xmlns:m="http://schemas.openxmlformats.org/officeDocument/2006/math" xmlns:v="urn:schemas-microsoft-com:vml" xmlns:wp14="http://schemas.microsoft.com/office/word/2010/wordprocessingDrawing" xmlns:wp="http://schemas.openxmlformats.org/drawingml/2006/wordprocessingDrawing" xmlns:w10="urn:schemas-microsoft-com:office:word" xmlns:w="http://schemas.openxmlformats.org/wordprocessingml/2006/main" xmlns:w14="http://schemas.microsoft.com/office/word/2010/wordml" xmlns:w15="http://schemas.microsoft.com/office/word/2012/wordml" xmlns:w16cex="http://schemas.microsoft.com/office/word/2018/wordml/cex" xmlns:w16cid="http://schemas.microsoft.com/office/word/2016/wordml/cid" xmlns:w16="http://schemas.microsoft.com/office/word/2018/wordml" xmlns:w16sdtdh="http://schemas.microsoft.com/office/word/2020/wordml/sdtdatahash" xmlns:w16se="http://schemas.microsoft.com/office/word/2015/wordml/symex" xmlns:wpg="http://schemas.microsoft.com/office/word/2010/wordprocessingGroup" xmlns:wpi="http://schemas.microsoft.com/office/word/2010/wordprocessingInk" xmlns:wne="http://schemas.microsoft.com/office/word/2006/wordml" xmlns:wps="http://schemas.microsoft.com/office/word/2010/wordprocessingShape" mc:Ignorable="w14 w15 w16se w16cid w16 w16cex w16sdtdh wp14">
+  <w:sdt>
+    <w:sdtPr>
+      <w:id w:val="-1753649504"/>
+      <w:docPartObj>
+        <w:docPartGallery w:val="Page Numbers (Top of Page)"/>
+        <w:docPartUnique/>
+      </w:docPartObj>
+    </w:sdtPr>
+    <w:sdtContent>
+      <w:p>
+        <w:pPr>
+          <w:pStyle w:val="a8"/>
+          <w:jc w:val="center"/>
+        </w:pPr>
+        <w:r>
+          <w:fldChar w:fldCharType="begin"/>
+        </w:r>
+        <w:r>
+          <w:instrText>PAGE   \* MERGEFORMAT</w:instrText>
+        </w:r>
+        <w:r>
+          <w:fldChar w:fldCharType="separate"/>
+        </w:r>
+        <w:r>
+          <w:t>2</w:t>
+        </w:r>
+        <w:r>
+          <w:fldChar w:fldCharType="end"/>
+        </w:r>
+      </w:p>
+    </w:sdtContent>
+  </w:sdt>
   <w:p>
     <w:pPr>
       <w:pStyle w:val="a3"/>
@@ -4951,102 +5072,6 @@
         <w:sz w:val="20"/>
       </w:rPr>
     </w:pPr>
-    <w:r>
-      <w:rPr>
-        <w:noProof/>
-        <w:sz w:val="20"/>
-      </w:rPr>
-      <mc:AlternateContent>
-        <mc:Choice Requires="wps">
-          <w:drawing>
-            <wp:anchor distT="0" distB="0" distL="0" distR="0" simplePos="0" relativeHeight="251659264" behindDoc="1" locked="0" layoutInCell="1" allowOverlap="1" wp14:anchorId="7FB1631C" wp14:editId="533435A9">
-              <wp:simplePos x="0" y="0"/>
-              <wp:positionH relativeFrom="page">
-                <wp:posOffset>3299714</wp:posOffset>
-              </wp:positionH>
-              <wp:positionV relativeFrom="page">
-                <wp:posOffset>354906</wp:posOffset>
-              </wp:positionV>
-              <wp:extent cx="432434" cy="194945"/>
-              <wp:effectExtent l="0" t="0" r="0" b="0"/>
-              <wp:wrapNone/>
-              <wp:docPr id="5" name="Textbox 5"/>
-              <wp:cNvGraphicFramePr>
-                <a:graphicFrameLocks xmlns:a="http://schemas.openxmlformats.org/drawingml/2006/main"/>
-              </wp:cNvGraphicFramePr>
-              <a:graphic xmlns:a="http://schemas.openxmlformats.org/drawingml/2006/main">
-                <a:graphicData uri="http://schemas.microsoft.com/office/word/2010/wordprocessingShape">
-                  <wps:wsp>
-                    <wps:cNvSpPr txBox="1">
-                      <a:spLocks/>
-                    </wps:cNvSpPr>
-                    <wps:spPr>
-                      <a:xfrm>
-                        <a:off x="0" y="0"/>
-                        <a:ext cx="432434" cy="194945"/>
-                      </a:xfrm>
-                      <a:prstGeom prst="rect">
-                        <a:avLst/>
-                      </a:prstGeom>
-                    </wps:spPr>
-                    <wps:txbx>
-                      <w:txbxContent>
-                        <w:p>
-                          <w:pPr>
-                            <w:pStyle w:val="a3"/>
-                            <w:spacing w:before="10"/>
-                            <w:ind w:left="20"/>
-                          </w:pPr>
-                        </w:p>
-                        <w:p>
-                          <w:pPr>
-                            <w:pStyle w:val="a3"/>
-                            <w:spacing w:before="10"/>
-                            <w:ind w:left="20"/>
-                          </w:pPr>
-                        </w:p>
-                      </w:txbxContent>
-                    </wps:txbx>
-                    <wps:bodyPr wrap="square" lIns="0" tIns="0" rIns="0" bIns="0" rtlCol="0">
-                      <a:noAutofit/>
-                    </wps:bodyPr>
-                  </wps:wsp>
-                </a:graphicData>
-              </a:graphic>
-            </wp:anchor>
-          </w:drawing>
-        </mc:Choice>
-        <mc:Fallback>
-          <w:pict>
-            <v:shapetype w14:anchorId="7FB1631C" id="_x0000_t202" coordsize="21600,21600" o:spt="202" path="m,l,21600r21600,l21600,xe">
-              <v:stroke joinstyle="miter"/>
-              <v:path gradientshapeok="t" o:connecttype="rect"/>
-            </v:shapetype>
-            <v:shape id="Textbox 5" o:spid="_x0000_s1027" type="#_x0000_t202" style="position:absolute;margin-left:259.8pt;margin-top:27.95pt;width:34.05pt;height:15.35pt;z-index:-251657216;visibility:visible;mso-wrap-style:square;mso-wrap-distance-left:0;mso-wrap-distance-top:0;mso-wrap-distance-right:0;mso-wrap-distance-bottom:0;mso-position-horizontal:absolute;mso-position-horizontal-relative:page;mso-position-vertical:absolute;mso-position-vertical-relative:page;v-text-anchor:top" o:gfxdata="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" filled="f" stroked="f">
-              <v:textbox inset="0,0,0,0">
-                <w:txbxContent>
-                  <w:p>
-                    <w:pPr>
-                      <w:pStyle w:val="a3"/>
-                      <w:spacing w:before="10"/>
-                      <w:ind w:left="20"/>
-                    </w:pPr>
-                  </w:p>
-                  <w:p>
-                    <w:pPr>
-                      <w:pStyle w:val="a3"/>
-                      <w:spacing w:before="10"/>
-                      <w:ind w:left="20"/>
-                    </w:pPr>
-                  </w:p>
-                </w:txbxContent>
-              </v:textbox>
-              <w10:wrap anchorx="page" anchory="page"/>
-            </v:shape>
-          </w:pict>
-        </mc:Fallback>
-      </mc:AlternateContent>
-    </w:r>
   </w:p>
 </w:hdr>
 </file>
@@ -5449,7 +5474,7 @@
   <w:style w:type="paragraph" w:default="1" w:styleId="a">
     <w:name w:val="Normal"/>
     <w:qFormat/>
-    <w:rsid w:val="00061562"/>
+    <w:rsid w:val="000379DA"/>
     <w:pPr>
       <w:widowControl w:val="0"/>
       <w:autoSpaceDE w:val="0"/>
@@ -5466,7 +5491,7 @@
     <w:link w:val="10"/>
     <w:uiPriority w:val="9"/>
     <w:qFormat/>
-    <w:rsid w:val="00061562"/>
+    <w:rsid w:val="000379DA"/>
     <w:pPr>
       <w:ind w:left="140"/>
       <w:outlineLvl w:val="0"/>
@@ -5510,7 +5535,7 @@
     <w:basedOn w:val="a0"/>
     <w:link w:val="1"/>
     <w:uiPriority w:val="9"/>
-    <w:rsid w:val="00061562"/>
+    <w:rsid w:val="000379DA"/>
     <w:rPr>
       <w:rFonts w:ascii="Times New Roman" w:eastAsia="Times New Roman" w:hAnsi="Times New Roman" w:cs="Times New Roman"/>
       <w:b/>
@@ -5525,7 +5550,7 @@
     <w:link w:val="a4"/>
     <w:uiPriority w:val="1"/>
     <w:qFormat/>
-    <w:rsid w:val="00061562"/>
+    <w:rsid w:val="000379DA"/>
     <w:rPr>
       <w:sz w:val="24"/>
       <w:szCs w:val="24"/>
@@ -5536,7 +5561,7 @@
     <w:basedOn w:val="a0"/>
     <w:link w:val="a3"/>
     <w:uiPriority w:val="1"/>
-    <w:rsid w:val="00061562"/>
+    <w:rsid w:val="000379DA"/>
     <w:rPr>
       <w:rFonts w:ascii="Times New Roman" w:eastAsia="Times New Roman" w:hAnsi="Times New Roman" w:cs="Times New Roman"/>
       <w:sz w:val="24"/>
@@ -5549,7 +5574,7 @@
     <w:link w:val="a6"/>
     <w:uiPriority w:val="10"/>
     <w:qFormat/>
-    <w:rsid w:val="00061562"/>
+    <w:rsid w:val="000379DA"/>
     <w:pPr>
       <w:ind w:left="1404" w:right="1061"/>
       <w:jc w:val="center"/>
@@ -5566,7 +5591,7 @@
     <w:basedOn w:val="a0"/>
     <w:link w:val="a5"/>
     <w:uiPriority w:val="10"/>
-    <w:rsid w:val="00061562"/>
+    <w:rsid w:val="000379DA"/>
     <w:rPr>
       <w:rFonts w:ascii="Times New Roman" w:eastAsia="Times New Roman" w:hAnsi="Times New Roman" w:cs="Times New Roman"/>
       <w:b/>
@@ -5579,7 +5604,7 @@
     <w:name w:val="Table Grid"/>
     <w:basedOn w:val="a1"/>
     <w:uiPriority w:val="39"/>
-    <w:rsid w:val="00061562"/>
+    <w:rsid w:val="000379DA"/>
     <w:pPr>
       <w:spacing w:after="0" w:line="240" w:lineRule="auto"/>
     </w:pPr>
@@ -5600,7 +5625,7 @@
     <w:link w:val="a9"/>
     <w:uiPriority w:val="99"/>
     <w:unhideWhenUsed/>
-    <w:rsid w:val="009B42AB"/>
+    <w:rsid w:val="000379DA"/>
     <w:pPr>
       <w:tabs>
         <w:tab w:val="center" w:pos="4677"/>
@@ -5613,7 +5638,7 @@
     <w:basedOn w:val="a0"/>
     <w:link w:val="a8"/>
     <w:uiPriority w:val="99"/>
-    <w:rsid w:val="009B42AB"/>
+    <w:rsid w:val="000379DA"/>
     <w:rPr>
       <w:rFonts w:ascii="Times New Roman" w:eastAsia="Times New Roman" w:hAnsi="Times New Roman" w:cs="Times New Roman"/>
     </w:rPr>
@@ -5624,7 +5649,7 @@
     <w:link w:val="ab"/>
     <w:uiPriority w:val="99"/>
     <w:unhideWhenUsed/>
-    <w:rsid w:val="009B42AB"/>
+    <w:rsid w:val="000379DA"/>
     <w:pPr>
       <w:tabs>
         <w:tab w:val="center" w:pos="4677"/>
@@ -5637,7 +5662,7 @@
     <w:basedOn w:val="a0"/>
     <w:link w:val="aa"/>
     <w:uiPriority w:val="99"/>
-    <w:rsid w:val="009B42AB"/>
+    <w:rsid w:val="000379DA"/>
     <w:rPr>
       <w:rFonts w:ascii="Times New Roman" w:eastAsia="Times New Roman" w:hAnsi="Times New Roman" w:cs="Times New Roman"/>
     </w:rPr>
